--- a/arquivos/Confeccoes_Serra_do_Cerrado_Custos_MC_Enunciado.docx
+++ b/arquivos/Confeccoes_Serra_do_Cerrado_Custos_MC_Enunciado.docx
@@ -1813,7 +1813,7 @@
         <w:spacing w:after="120"/>
       </w:pPr>
       <w:r>
-        <w:t xml:space="preserve">a) Classifique cada gasto da confecção em custo fixo, custo variável, despesa fixa ou despesa variável. Qual a margem de contribuição unitária e total de cada produto?</w:t>
+        <w:t>a) Classifique cada gasto da confecção em custo fixo, custo variável, despesa fixa ou despesa variável. Qual a margem de contribuição unitária e total de cada produto? Em seguida, elabore a DRE gerencial (custeio variável), por produto e total.</w:t>
       </w:r>
     </w:p>
     <w:p>

--- a/arquivos/Confeccoes_Serra_do_Cerrado_Custos_MC_Enunciado.docx
+++ b/arquivos/Confeccoes_Serra_do_Cerrado_Custos_MC_Enunciado.docx
@@ -1456,7 +1456,7 @@
                 <w:i w:val="false"/>
                 <w:iCs w:val="false"/>
               </w:rPr>
-              <w:t xml:space="preserve">Depreciação de máquinas de corte e costura (equipamento $ 1.200.000, vida útil 10 anos)</w:t>
+              <w:t>Depreciação de máquinas de corte e costura (equipamento $ 1.200.000, vida útil 10 anos, taxa de depreciação de 10% a.a.)</w:t>
             </w:r>
           </w:p>
         </w:tc>
@@ -1508,7 +1508,7 @@
                 <w:i w:val="false"/>
                 <w:iCs w:val="false"/>
               </w:rPr>
-              <w:t xml:space="preserve">Depreciação dos equipamentos de lavanderia (equipamento $ 400.000, vida útil 10 anos)</w:t>
+              <w:t>Depreciação dos equipamentos de lavanderia (equipamento $ 400.000, vida útil 10 anos, taxa de depreciação de 10% a.a.)</w:t>
             </w:r>
           </w:p>
         </w:tc>
@@ -1716,7 +1716,7 @@
                 <w:i w:val="false"/>
                 <w:iCs w:val="false"/>
               </w:rPr>
-              <w:t xml:space="preserve">Depreciação de móveis e computadores administrativos (equipamento $ 100.000, vida útil 10 anos)</w:t>
+              <w:t>Depreciação de móveis e computadores administrativos (equipamento $ 100.000, vida útil 10 anos, taxa de depreciação de 10% a.a.)</w:t>
             </w:r>
           </w:p>
         </w:tc>

--- a/arquivos/Confeccoes_Serra_do_Cerrado_Custos_MC_Enunciado.docx
+++ b/arquivos/Confeccoes_Serra_do_Cerrado_Custos_MC_Enunciado.docx
@@ -1837,7 +1837,7 @@
         <w:spacing w:after="120"/>
       </w:pPr>
       <w:r>
-        <w:t xml:space="preserve">d) Qual o ponto de equilíbrio da confecção, em número de peças/ano, considerando o mix atual de produtos? O volume efetivamente produzido e vendido no ano (80.000 peças) está acima ou abaixo desse ponto?</w:t>
+        <w:t>d) Qual o ponto de equilíbrio da confecção, em número de peças/ano, considerando o mix atual de produtos? Quantas peças de cada produto ele representa? Considerando o volume efetivamente produzido e vendido no ano (80.000 peças), qual a margem de segurança, em peças e em percentual?</w:t>
       </w:r>
     </w:p>
     <w:p>
